--- a/一些可能用来做模型的资源列表.docx
+++ b/一些可能用来做模型的资源列表.docx
@@ -271,6 +271,7 @@
           <w:lang w:val="en-US" w:eastAsia="zh-CN"/>
         </w:rPr>
       </w:pPr>
+      <w:bookmarkStart w:id="0" w:name="_GoBack"/>
       <w:r>
         <w:rPr>
           <w:rFonts w:hint="default"/>
@@ -307,6 +308,7 @@
         </w:rPr>
         <w:fldChar w:fldCharType="end"/>
       </w:r>
+      <w:bookmarkEnd w:id="0"/>
     </w:p>
     <w:p>
       <w:pPr>
@@ -539,7 +541,7 @@
           <w:rFonts w:hint="default"/>
           <w:lang w:val="en-US" w:eastAsia="zh-CN"/>
         </w:rPr>
-        <w:instrText xml:space="preserve"> HYPERLINK "https://assetstore.unity.com/packages/3d/characters/humanoids/sci-fi/free-biomechanical-mutant-166330" </w:instrText>
+        <w:instrText xml:space="preserve"> HYPERLINK "https://assetstore.unity.com/packages/3d/characters/humanoids/sci-fi/robot-metal-153755" </w:instrText>
       </w:r>
       <w:r>
         <w:rPr>
@@ -554,7 +556,7 @@
           <w:rFonts w:hint="default"/>
           <w:lang w:val="en-US" w:eastAsia="zh-CN"/>
         </w:rPr>
-        <w:t>https://assetstore.unity.com/packages/3d/characters/humanoids/sci-fi/free-biomechanical-mutant-166330</w:t>
+        <w:t>https://assetstore.unity.com/packages/3d/characters/humanoids/sci-fi/robot-metal-153755</w:t>
       </w:r>
       <w:r>
         <w:rPr>
@@ -596,74 +598,8 @@
           <w:rFonts w:hint="default"/>
           <w:lang w:val="en-US" w:eastAsia="zh-CN"/>
         </w:rPr>
-        <w:fldChar w:fldCharType="begin"/>
-      </w:r>
-      <w:r>
-        <w:rPr>
-          <w:rFonts w:hint="default"/>
-          <w:lang w:val="en-US" w:eastAsia="zh-CN"/>
-        </w:rPr>
-        <w:instrText xml:space="preserve"> HYPERLINK "https://assetstore.unity.com/packages/3d/characters/humanoids/sci-fi/robot-metal-153755" </w:instrText>
-      </w:r>
-      <w:r>
-        <w:rPr>
-          <w:rFonts w:hint="default"/>
-          <w:lang w:val="en-US" w:eastAsia="zh-CN"/>
-        </w:rPr>
-        <w:fldChar w:fldCharType="separate"/>
-      </w:r>
-      <w:r>
-        <w:rPr>
-          <w:rStyle w:val="18"/>
-          <w:rFonts w:hint="default"/>
-          <w:lang w:val="en-US" w:eastAsia="zh-CN"/>
-        </w:rPr>
-        <w:t>https://assetstore.unity.com/packages/3d/characters/humanoids/sci-fi/robot-metal-153755</w:t>
-      </w:r>
-      <w:r>
-        <w:rPr>
-          <w:rFonts w:hint="default"/>
-          <w:lang w:val="en-US" w:eastAsia="zh-CN"/>
-        </w:rPr>
-        <w:fldChar w:fldCharType="end"/>
-      </w:r>
-    </w:p>
-    <w:p>
-      <w:pPr>
-        <w:numPr>
-          <w:ilvl w:val="0"/>
-          <w:numId w:val="0"/>
-        </w:numPr>
-        <w:spacing w:after="200" w:line="276" w:lineRule="auto"/>
-        <w:jc w:val="both"/>
-        <w:rPr>
-          <w:rFonts w:hint="default"/>
-          <w:lang w:val="en-US" w:eastAsia="zh-CN"/>
-        </w:rPr>
-      </w:pPr>
-    </w:p>
-    <w:p>
-      <w:pPr>
-        <w:numPr>
-          <w:ilvl w:val="0"/>
-          <w:numId w:val="0"/>
-        </w:numPr>
-        <w:spacing w:after="200" w:line="276" w:lineRule="auto"/>
-        <w:jc w:val="both"/>
-        <w:rPr>
-          <w:rFonts w:hint="default"/>
-          <w:lang w:val="en-US" w:eastAsia="zh-CN"/>
-        </w:rPr>
-      </w:pPr>
-      <w:r>
-        <w:rPr>
-          <w:rFonts w:hint="default"/>
-          <w:lang w:val="en-US" w:eastAsia="zh-CN"/>
-        </w:rPr>
         <w:t>https://assetstore.unity.com/packages/3d/characters/humanoids/sci-fi/scifi-enforcer-rick-122610</w:t>
       </w:r>
-      <w:bookmarkStart w:id="0" w:name="_GoBack"/>
-      <w:bookmarkEnd w:id="0"/>
     </w:p>
     <w:sectPr>
       <w:pgSz w:w="11909" w:h="16834"/>
@@ -770,7 +706,7 @@
     <w:lsdException w:uiPriority="99" w:name="Body Text Indent 2"/>
     <w:lsdException w:uiPriority="99" w:name="Body Text Indent 3"/>
     <w:lsdException w:uiPriority="99" w:name="Block Text"/>
-    <w:lsdException w:uiPriority="99" w:name="Hyperlink"/>
+    <w:lsdException w:qFormat="1" w:uiPriority="99" w:semiHidden="0" w:name="Hyperlink"/>
     <w:lsdException w:uiPriority="99" w:name="FollowedHyperlink"/>
     <w:lsdException w:qFormat="1" w:unhideWhenUsed="0" w:uiPriority="22" w:semiHidden="0" w:name="Strong"/>
     <w:lsdException w:qFormat="1" w:unhideWhenUsed="0" w:uiPriority="20" w:semiHidden="0" w:name="Emphasis"/>
@@ -1250,6 +1186,7 @@
     <w:name w:val="Hyperlink"/>
     <w:basedOn w:val="15"/>
     <w:unhideWhenUsed/>
+    <w:qFormat/>
     <w:uiPriority w:val="99"/>
     <w:rPr>
       <w:color w:val="0000FF"/>

--- a/一些可能用来做模型的资源列表.docx
+++ b/一些可能用来做模型的资源列表.docx
@@ -207,6 +207,7 @@
           <w:lang w:val="en-US" w:eastAsia="zh-CN"/>
         </w:rPr>
       </w:pPr>
+      <w:bookmarkStart w:id="0" w:name="_GoBack"/>
       <w:r>
         <w:rPr>
           <w:rFonts w:hint="default"/>
@@ -243,136 +244,7 @@
         </w:rPr>
         <w:fldChar w:fldCharType="end"/>
       </w:r>
-    </w:p>
-    <w:p>
-      <w:pPr>
-        <w:numPr>
-          <w:ilvl w:val="0"/>
-          <w:numId w:val="0"/>
-        </w:numPr>
-        <w:spacing w:after="200" w:line="276" w:lineRule="auto"/>
-        <w:jc w:val="both"/>
-        <w:rPr>
-          <w:rFonts w:hint="default"/>
-          <w:lang w:val="en-US" w:eastAsia="zh-CN"/>
-        </w:rPr>
-      </w:pPr>
-    </w:p>
-    <w:p>
-      <w:pPr>
-        <w:numPr>
-          <w:ilvl w:val="0"/>
-          <w:numId w:val="0"/>
-        </w:numPr>
-        <w:spacing w:after="200" w:line="276" w:lineRule="auto"/>
-        <w:jc w:val="both"/>
-        <w:rPr>
-          <w:rFonts w:hint="default"/>
-          <w:lang w:val="en-US" w:eastAsia="zh-CN"/>
-        </w:rPr>
-      </w:pPr>
-      <w:bookmarkStart w:id="0" w:name="_GoBack"/>
-      <w:r>
-        <w:rPr>
-          <w:rFonts w:hint="default"/>
-          <w:lang w:val="en-US" w:eastAsia="zh-CN"/>
-        </w:rPr>
-        <w:fldChar w:fldCharType="begin"/>
-      </w:r>
-      <w:r>
-        <w:rPr>
-          <w:rFonts w:hint="default"/>
-          <w:lang w:val="en-US" w:eastAsia="zh-CN"/>
-        </w:rPr>
-        <w:instrText xml:space="preserve"> HYPERLINK "https://assetstore.unity.com/packages/3d/characters/humanoids/modern-zombie-free-58134" </w:instrText>
-      </w:r>
-      <w:r>
-        <w:rPr>
-          <w:rFonts w:hint="default"/>
-          <w:lang w:val="en-US" w:eastAsia="zh-CN"/>
-        </w:rPr>
-        <w:fldChar w:fldCharType="separate"/>
-      </w:r>
-      <w:r>
-        <w:rPr>
-          <w:rStyle w:val="18"/>
-          <w:rFonts w:hint="default"/>
-          <w:lang w:val="en-US" w:eastAsia="zh-CN"/>
-        </w:rPr>
-        <w:t>https://assetstore.unity.com/packages/3d/characters/humanoids/modern-zombie-free-58134</w:t>
-      </w:r>
-      <w:r>
-        <w:rPr>
-          <w:rFonts w:hint="default"/>
-          <w:lang w:val="en-US" w:eastAsia="zh-CN"/>
-        </w:rPr>
-        <w:fldChar w:fldCharType="end"/>
-      </w:r>
       <w:bookmarkEnd w:id="0"/>
-    </w:p>
-    <w:p>
-      <w:pPr>
-        <w:numPr>
-          <w:ilvl w:val="0"/>
-          <w:numId w:val="0"/>
-        </w:numPr>
-        <w:spacing w:after="200" w:line="276" w:lineRule="auto"/>
-        <w:jc w:val="both"/>
-        <w:rPr>
-          <w:rFonts w:hint="default"/>
-          <w:lang w:val="en-US" w:eastAsia="zh-CN"/>
-        </w:rPr>
-      </w:pPr>
-    </w:p>
-    <w:p>
-      <w:pPr>
-        <w:numPr>
-          <w:ilvl w:val="0"/>
-          <w:numId w:val="0"/>
-        </w:numPr>
-        <w:spacing w:after="200" w:line="276" w:lineRule="auto"/>
-        <w:jc w:val="both"/>
-        <w:rPr>
-          <w:rFonts w:hint="default"/>
-          <w:lang w:val="en-US" w:eastAsia="zh-CN"/>
-        </w:rPr>
-      </w:pPr>
-      <w:r>
-        <w:rPr>
-          <w:rFonts w:hint="default"/>
-          <w:lang w:val="en-US" w:eastAsia="zh-CN"/>
-        </w:rPr>
-        <w:fldChar w:fldCharType="begin"/>
-      </w:r>
-      <w:r>
-        <w:rPr>
-          <w:rFonts w:hint="default"/>
-          <w:lang w:val="en-US" w:eastAsia="zh-CN"/>
-        </w:rPr>
-        <w:instrText xml:space="preserve"> HYPERLINK "https://assetstore.unity.com/packages/3d/characters/humanoids/sci-fi/cyber-samurai-3-173360" </w:instrText>
-      </w:r>
-      <w:r>
-        <w:rPr>
-          <w:rFonts w:hint="default"/>
-          <w:lang w:val="en-US" w:eastAsia="zh-CN"/>
-        </w:rPr>
-        <w:fldChar w:fldCharType="separate"/>
-      </w:r>
-      <w:r>
-        <w:rPr>
-          <w:rStyle w:val="18"/>
-          <w:rFonts w:hint="default"/>
-          <w:lang w:val="en-US" w:eastAsia="zh-CN"/>
-        </w:rPr>
-        <w:t>https://assetstore.unity.com/packages/3d/characters/humanoids/sci-fi/cyber-samurai-3-173360</w:t>
-      </w:r>
-      <w:r>
-        <w:rPr>
-          <w:rFonts w:hint="default"/>
-          <w:lang w:val="en-US" w:eastAsia="zh-CN"/>
-        </w:rPr>
-        <w:fldChar w:fldCharType="end"/>
-      </w:r>
     </w:p>
     <w:p>
       <w:pPr>
